--- a/docs/인수인계.docx
+++ b/docs/인수인계.docx
@@ -419,7 +419,7 @@
           <w:sz w:val="21"/>
           <w:szCs w:val="21"/>
         </w:rPr>
-        <w:t xml:space="preserve">수익은 구글 AdSense 광고(자리 6곳, 팝업 없음)와 인쇄 제휴 링크. 운영 비용은 </w:t>
+        <w:t xml:space="preserve">수익은 구글 AdSense 광고(자리 6곳, 팝업 없음)와 인쇄 제휴 링크. 서버 비용은 </w:t>
       </w:r>
       <w:r>
         <w:rPr>
@@ -437,7 +437,7 @@
           <w:sz w:val="21"/>
           <w:szCs w:val="21"/>
         </w:rPr>
-        <w:t xml:space="preserve">(Oracle Cloud 무료 서버).</w:t>
+        <w:t xml:space="preserve">(Oracle Cloud 무료 서버), 도메인(getqrmaker.com)만 연 1만 원대.</w:t>
       </w:r>
     </w:p>
     <w:p>
@@ -1394,7 +1394,7 @@
       <w:r>
         <w:drawing>
           <wp:inline distT="0" distB="0" distL="0" distR="0">
-            <wp:extent cx="3162300" cy="1104900"/>
+            <wp:extent cx="3162300" cy="952500"/>
             <wp:effectExtent t="0" r="0" b="0" l="0"/>
             <wp:docPr id="1" name="" descr="" title=""/>
             <wp:cNvGraphicFramePr>
@@ -1419,7 +1419,7 @@
                   <pic:spPr bwMode="auto">
                     <a:xfrm>
                       <a:off x="0" y="0"/>
-                      <a:ext cx="3162300" cy="1104900"/>
+                      <a:ext cx="3162300" cy="952500"/>
                     </a:xfrm>
                     <a:prstGeom prst="rect">
                       <a:avLst/>
@@ -1466,6 +1466,56 @@
     </w:p>
     <w:p>
       <w:pPr>
+        <w:spacing w:after="140"/>
+        <w:jc w:val="left"/>
+      </w:pPr>
+      <w:r>
+        <w:rPr>
+          <w:rFonts w:ascii="Malgun Gothic" w:cs="Malgun Gothic" w:eastAsia="Malgun Gothic" w:hAnsi="Malgun Gothic"/>
+          <w:sz w:val="21"/>
+          <w:szCs w:val="21"/>
+        </w:rPr>
+        <w:t xml:space="preserve">도메인은 Cloudflare가 받아 HTTPS를 끝내고 서버의 8080 포트로 넘깁니다(같은 서버의 80/443은 다른 서비스가 쓰고 있어서). Caddy는 Cloudflare IP 대역만 신뢰해 </w:t>
+      </w:r>
+      <w:r>
+        <w:rPr>
+          <w:rFonts w:ascii="Malgun Gothic" w:cs="Malgun Gothic" w:eastAsia="Malgun Gothic" w:hAnsi="Malgun Gothic"/>
+          <w:b/>
+          <w:bCs/>
+          <w:sz w:val="21"/>
+          <w:szCs w:val="21"/>
+        </w:rPr>
+        <w:t xml:space="preserve">실제 방문자 IP</w:t>
+      </w:r>
+      <w:r>
+        <w:rPr>
+          <w:rFonts w:ascii="Malgun Gothic" w:cs="Malgun Gothic" w:eastAsia="Malgun Gothic" w:hAnsi="Malgun Gothic"/>
+          <w:sz w:val="21"/>
+          <w:szCs w:val="21"/>
+        </w:rPr>
+        <w:t xml:space="preserve">를 앱에 전달하므로 속도 제한·로그인 잠금·기록이 정확합니다. (</w:t>
+      </w:r>
+      <w:r>
+        <w:rPr>
+          <w:rFonts w:ascii="Malgun Gothic" w:cs="Malgun Gothic" w:eastAsia="Malgun Gothic" w:hAnsi="Malgun Gothic"/>
+          <w:b/>
+          <w:bCs/>
+          <w:sz w:val="21"/>
+          <w:szCs w:val="21"/>
+        </w:rPr>
+        <w:t xml:space="preserve">배포-절차 2-C</w:t>
+      </w:r>
+      <w:r>
+        <w:rPr>
+          <w:rFonts w:ascii="Malgun Gothic" w:cs="Malgun Gothic" w:eastAsia="Malgun Gothic" w:hAnsi="Malgun Gothic"/>
+          <w:sz w:val="21"/>
+          <w:szCs w:val="21"/>
+        </w:rPr>
+        <w:t xml:space="preserve">)</w:t>
+      </w:r>
+    </w:p>
+    <w:p>
+      <w:pPr>
         <w:pBdr>
           <w:bottom w:val="single" w:color="CBD5E1" w:sz="6" w:space="1"/>
         </w:pBdr>
@@ -1504,7 +1554,7 @@
       <w:r>
         <w:drawing>
           <wp:inline distT="0" distB="0" distL="0" distR="0">
-            <wp:extent cx="3162300" cy="1857375"/>
+            <wp:extent cx="3162300" cy="1743075"/>
             <wp:effectExtent t="0" r="0" b="0" l="0"/>
             <wp:docPr id="2" name="" descr="" title=""/>
             <wp:cNvGraphicFramePr>
@@ -1529,7 +1579,7 @@
                   <pic:spPr bwMode="auto">
                     <a:xfrm>
                       <a:off x="0" y="0"/>
-                      <a:ext cx="3162300" cy="1857375"/>
+                      <a:ext cx="3162300" cy="1743075"/>
                     </a:xfrm>
                     <a:prstGeom prst="rect">
                       <a:avLst/>
@@ -1742,7 +1792,24 @@
           <w:sz w:val="21"/>
           <w:szCs w:val="21"/>
         </w:rPr>
-        <w:t xml:space="preserve">)</w:t>
+        <w:t xml:space="preserve">) 공개 후 운영자는 </w:t>
+      </w:r>
+      <w:r>
+        <w:rPr>
+          <w:rFonts w:ascii="Consolas" w:cs="Consolas" w:eastAsia="Consolas" w:hAnsi="Consolas"/>
+          <w:sz w:val="19"/>
+          <w:szCs w:val="19"/>
+          <w:shd w:fill="F1F5F9" w:val="clear"/>
+        </w:rPr>
+        <w:t xml:space="preserve">https://getqrmaker.com/&lt;입구 경로&gt;</w:t>
+      </w:r>
+      <w:r>
+        <w:rPr>
+          <w:rFonts w:ascii="Malgun Gothic" w:cs="Malgun Gothic" w:eastAsia="Malgun Gothic" w:hAnsi="Malgun Gothic"/>
+          <w:sz w:val="21"/>
+          <w:szCs w:val="21"/>
+        </w:rPr>
+        <w:t xml:space="preserve">로 바로 들어갑니다(세션 쿠키는 HTTPS 전용).</w:t>
       </w:r>
     </w:p>
     <w:p>
@@ -1765,7 +1832,7 @@
       <w:r>
         <w:drawing>
           <wp:inline distT="0" distB="0" distL="0" distR="0">
-            <wp:extent cx="3162300" cy="1381125"/>
+            <wp:extent cx="3162300" cy="1676400"/>
             <wp:effectExtent t="0" r="0" b="0" l="0"/>
             <wp:docPr id="4" name="" descr="" title=""/>
             <wp:cNvGraphicFramePr>
@@ -1790,7 +1857,7 @@
                   <pic:spPr bwMode="auto">
                     <a:xfrm>
                       <a:off x="0" y="0"/>
-                      <a:ext cx="3162300" cy="1381125"/>
+                      <a:ext cx="3162300" cy="1676400"/>
                     </a:xfrm>
                     <a:prstGeom prst="rect">
                       <a:avLst/>
@@ -4872,7 +4939,7 @@
           <w:sz w:val="18"/>
           <w:szCs w:val="18"/>
         </w:rPr>
-        <w:t xml:space="preserve">src/components/qr/  생성기 화면(타입 타일·입력 폼·미리보기·꾸미기·인쇄 안내판)</w:t>
+        <w:t xml:space="preserve">src/components/qr/  생성기 화면(타입 타일·입력 폼·미리보기·꾸미기 StyleOptions·인쇄 안내판·render.ts 캔버스/SVG)</w:t>
       </w:r>
     </w:p>
     <w:p>
@@ -4928,7 +4995,7 @@
           <w:sz w:val="18"/>
           <w:szCs w:val="18"/>
         </w:rPr>
-        <w:t xml:space="preserve">src/lib/i18n/       9개 언어 문구(`&lt;코드&gt;.ts`), 랜딩 콘텐츠(`landing.&lt;코드&gt;.ts`), 주소(slug) 매핑</w:t>
+        <w:t xml:space="preserve">src/lib/qr/frame.ts 프레임 13종의 기하(상자·부품·문구 위치). 캔버스·SVG·인쇄가 같은 값을 씀</w:t>
       </w:r>
     </w:p>
     <w:p>
@@ -4942,7 +5009,7 @@
           <w:sz w:val="18"/>
           <w:szCs w:val="18"/>
         </w:rPr>
-        <w:t xml:space="preserve">src/lib/db/         PostgreSQL 스키마 · drizzle/ 는 마이그레이션 SQL</w:t>
+        <w:t xml:space="preserve">src/lib/i18n/       9개 언어 문구(`&lt;코드&gt;.ts`), 랜딩 콘텐츠(`landing.&lt;코드&gt;.ts`), 주소(slug) 매핑</w:t>
       </w:r>
     </w:p>
     <w:p>
@@ -4956,7 +5023,7 @@
           <w:sz w:val="18"/>
           <w:szCs w:val="18"/>
         </w:rPr>
-        <w:t xml:space="preserve">src/lib/{auth,adminAccess,totp}.ts  로그인·게이트·OTP</w:t>
+        <w:t xml:space="preserve">src/lib/db/         PostgreSQL 스키마 · drizzle/ 는 마이그레이션 SQL</w:t>
       </w:r>
     </w:p>
     <w:p>
@@ -4970,7 +5037,7 @@
           <w:sz w:val="18"/>
           <w:szCs w:val="18"/>
         </w:rPr>
-        <w:t xml:space="preserve">src/lib/{stats,analytics}.ts  통계 집계(KST)·퍼널 요청 검증·referer → 언어/페이지</w:t>
+        <w:t xml:space="preserve">src/lib/{auth,adminAccess,totp}.ts  로그인·게이트·OTP</w:t>
       </w:r>
     </w:p>
     <w:p>
@@ -4984,7 +5051,7 @@
           <w:sz w:val="18"/>
           <w:szCs w:val="18"/>
         </w:rPr>
-        <w:t xml:space="preserve">src/lib/qr/summarize.ts  기록 1건을 사람이 읽는 한 줄로(도메인·플랫폼·마스킹) + 자동 분류</w:t>
+        <w:t xml:space="preserve">src/lib/{stats,analytics}.ts  통계 집계(KST)·퍼널 요청 검증·referer → 언어/페이지</w:t>
       </w:r>
     </w:p>
     <w:p>
@@ -4998,7 +5065,7 @@
           <w:sz w:val="18"/>
           <w:szCs w:val="18"/>
         </w:rPr>
-        <w:t xml:space="preserve">src/components/admin/  관리자 전용 UI(종류 필터·기간 프리셋·무한 스크롤·한 줄 푸터)</w:t>
+        <w:t xml:space="preserve">src/lib/qr/summarize.ts  기록 1건을 사람이 읽는 한 줄로(도메인·플랫폼·마스킹) + 자동 분류</w:t>
       </w:r>
     </w:p>
     <w:p>
@@ -5012,7 +5079,7 @@
           <w:sz w:val="18"/>
           <w:szCs w:val="18"/>
         </w:rPr>
-        <w:t xml:space="preserve">src/components/analytics/ Umami 추적 스크립트 삽입(관리자 페이지 제외)</w:t>
+        <w:t xml:space="preserve">src/components/admin/  관리자 전용 UI(종류 필터·기간 프리셋·무한 스크롤·한 줄 푸터)</w:t>
       </w:r>
     </w:p>
     <w:p>
@@ -5026,7 +5093,21 @@
           <w:sz w:val="18"/>
           <w:szCs w:val="18"/>
         </w:rPr>
-        <w:t xml:space="preserve">src/proxy.ts        모든 요청의 첫 관문: 언어 판별, 관리자 404 처리</w:t>
+        <w:t xml:space="preserve">src/components/analytics/ Umami 추적 스크립트 삽입(관리자 페이지 제외)</w:t>
+      </w:r>
+    </w:p>
+    <w:p>
+      <w:pPr>
+        <w:shd w:fill="F8FAFC" w:val="clear"/>
+        <w:spacing w:after="0"/>
+      </w:pPr>
+      <w:r>
+        <w:rPr>
+          <w:rFonts w:ascii="Consolas" w:cs="Consolas" w:eastAsia="Consolas" w:hAnsi="Consolas"/>
+          <w:sz w:val="18"/>
+          <w:szCs w:val="18"/>
+        </w:rPr>
+        <w:t xml:space="preserve">src/proxy.ts        모든 요청의 첫 관문: 언어 판별, 첫 방문 언어 안내(루트만), 관리자 404 처리</w:t>
       </w:r>
     </w:p>
     <w:p>
